--- a/docs/PROMPTS_MAESTROS_POR_EQUIPO.docx
+++ b/docs/PROMPTS_MAESTROS_POR_EQUIPO.docx
@@ -1,6 +1,6 @@
 
 <file path=word/document.xml><?xml version="1.0" encoding="utf-8"?>
-<w:document xmlns:wpc="http://schemas.microsoft.com/office/word/2010/wordprocessingCanvas" xmlns:cx="http://schemas.microsoft.com/office/drawing/2014/chartex" xmlns:cx1="http://schemas.microsoft.com/office/drawing/2015/9/8/chartex" xmlns:cx2="http://schemas.microsoft.com/office/drawing/2015/10/21/chartex" xmlns:cx3="http://schemas.microsoft.com/office/drawing/2016/5/9/chartex" xmlns:cx4="http://schemas.microsoft.com/office/drawing/2016/5/10/chartex" xmlns:cx5="http://schemas.microsoft.com/office/drawing/2016/5/11/chartex" xmlns:cx6="http://schemas.microsoft.com/office/drawing/2016/5/12/chartex" xmlns:cx7="http://schemas.microsoft.com/office/drawing/2016/5/13/chartex" xmlns:cx8="http://schemas.microsoft.com/office/drawing/2016/5/14/chartex" xmlns:mc="http://schemas.openxmlformats.org/markup-compatibility/2006" xmlns:m="http://schemas.openxmlformats.org/officeDocument/2006/math" xmlns:aink="http://schemas.microsoft.com/office/drawing/2016/ink" xmlns:am3d="http://schemas.microsoft.com/office/drawing/2017/model3d" xmlns:oel="http://schemas.microsoft.com/office/2019/extlst" xmlns:r="http://schemas.openxmlformats.org/officeDocument/2006/relationships" xmlns:wp14="http://schemas.microsoft.com/office/word/2010/wordprocessingDrawing" xmlns:wp="http://schemas.openxmlformats.org/drawingml/2006/wordprocessingDrawing" xmlns:wpg="http://schemas.microsoft.com/office/word/2010/wordprocessingGroup" xmlns:wpi="http://schemas.microsoft.com/office/word/2010/wordprocessingInk" xmlns:wps="http://schemas.microsoft.com/office/word/2010/wordprocessingShape" xmlns:o="urn:schemas-microsoft-com:office:office" xmlns:v="urn:schemas-microsoft-com:vml" xmlns:w10="urn:schemas-microsoft-com:office:word" xmlns:w="http://schemas.openxmlformats.org/wordprocessingml/2006/main" xmlns:w14="http://schemas.microsoft.com/office/word/2010/wordml" xmlns:w15="http://schemas.microsoft.com/office/word/2012/wordml" xmlns:w16cex="http://schemas.microsoft.com/office/word/2018/wordml/cex" xmlns:w16cid="http://schemas.microsoft.com/office/word/2016/wordml/cid" xmlns:w16="http://schemas.microsoft.com/office/word/2018/wordml" xmlns:w16sdtdh="http://schemas.microsoft.com/office/word/2020/wordml/sdtdatahash" xmlns:w16sdtfl="http://schemas.microsoft.com/office/word/2024/wordml/sdtformatlock" xmlns:w16se="http://schemas.microsoft.com/office/word/2015/wordml/symex" xmlns:w16du="http://schemas.microsoft.com/office/word/2023/wordml/word16du" xmlns:wne="http://schemas.microsoft.com/office/word/2006/wordml" mc:Ignorable="w14 w15 w16se w16cid w16 w16cex w16sdtdh w16sdtfl w16du wp14">
+<w:document xmlns:wpc="http://schemas.microsoft.com/office/word/2010/wordprocessingCanvas" xmlns:cx="http://schemas.microsoft.com/office/drawing/2014/chartex" xmlns:cx1="http://schemas.microsoft.com/office/drawing/2015/9/8/chartex" xmlns:cx2="http://schemas.microsoft.com/office/drawing/2015/10/21/chartex" xmlns:cx3="http://schemas.microsoft.com/office/drawing/2016/5/9/chartex" xmlns:cx4="http://schemas.microsoft.com/office/drawing/2016/5/10/chartex" xmlns:cx5="http://schemas.microsoft.com/office/drawing/2016/5/11/chartex" xmlns:cx6="http://schemas.microsoft.com/office/drawing/2016/5/12/chartex" xmlns:cx7="http://schemas.microsoft.com/office/drawing/2016/5/13/chartex" xmlns:cx8="http://schemas.microsoft.com/office/drawing/2016/5/14/chartex" xmlns:mc="http://schemas.openxmlformats.org/markup-compatibility/2006" xmlns:aink="http://schemas.microsoft.com/office/drawing/2016/ink" xmlns:am3d="http://schemas.microsoft.com/office/drawing/2017/model3d" xmlns:o="urn:schemas-microsoft-com:office:office" xmlns:r="http://schemas.openxmlformats.org/officeDocument/2006/relationships" xmlns:m="http://schemas.openxmlformats.org/officeDocument/2006/math" xmlns:v="urn:schemas-microsoft-com:vml" xmlns:wp14="http://schemas.microsoft.com/office/word/2010/wordprocessingDrawing" xmlns:wp="http://schemas.openxmlformats.org/drawingml/2006/wordprocessingDrawing" xmlns:w10="urn:schemas-microsoft-com:office:word" xmlns:w="http://schemas.openxmlformats.org/wordprocessingml/2006/main" xmlns:w14="http://schemas.microsoft.com/office/word/2010/wordml" xmlns:w15="http://schemas.microsoft.com/office/word/2012/wordml" xmlns:w16cex="http://schemas.microsoft.com/office/word/2018/wordml/cex" xmlns:w16cid="http://schemas.microsoft.com/office/word/2016/wordml/cid" xmlns:w16="http://schemas.microsoft.com/office/word/2018/wordml" xmlns:w16sdtdh="http://schemas.microsoft.com/office/word/2020/wordml/sdtdatahash" xmlns:w16se="http://schemas.microsoft.com/office/word/2015/wordml/symex" xmlns:wpg="http://schemas.microsoft.com/office/word/2010/wordprocessingGroup" xmlns:wpi="http://schemas.microsoft.com/office/word/2010/wordprocessingInk" xmlns:wne="http://schemas.microsoft.com/office/word/2006/wordml" xmlns:wps="http://schemas.microsoft.com/office/word/2010/wordprocessingShape" mc:Ignorable="w14 w15 w16se w16cid w16 w16cex w16sdtdh wp14">
   <w:body>
     <w:p>
       <w:pPr>
@@ -116,7 +116,15 @@
           <w:sz w:val="22"/>
           <w:szCs w:val="22"/>
         </w:rPr>
-        <w:t>Reemplacen los textos entre corchetes [ ] con su información real (nivel del equipo, número de tarea, etc.).</w:t>
+        <w:t>Reemplacen los textos entre corchetes [ ] con su in</w:t>
+      </w:r>
+      <w:r>
+        <w:rPr>
+          <w:rFonts w:ascii="Calibri" w:eastAsia="Calibri" w:hAnsi="Calibri" w:cs="Calibri"/>
+          <w:sz w:val="22"/>
+          <w:szCs w:val="22"/>
+        </w:rPr>
+        <w:t>formación real (nivel del equipo, número de tarea, etc.).</w:t>
       </w:r>
     </w:p>
     <w:p>
@@ -172,7 +180,18 @@
           <w:sz w:val="21"/>
           <w:szCs w:val="21"/>
         </w:rPr>
-        <w:t xml:space="preserve">⚠ Los 5 </w:t>
+        <w:t>⚠</w:t>
+      </w:r>
+      <w:r>
+        <w:rPr>
+          <w:rFonts w:ascii="Calibri" w:eastAsia="Calibri" w:hAnsi="Calibri" w:cs="Calibri"/>
+          <w:i/>
+          <w:iCs/>
+          <w:color w:val="594100"/>
+          <w:sz w:val="21"/>
+          <w:szCs w:val="21"/>
+        </w:rPr>
+        <w:t xml:space="preserve"> Los 5 </w:t>
       </w:r>
       <w:proofErr w:type="spellStart"/>
       <w:r>
@@ -196,7 +215,18 @@
           <w:sz w:val="21"/>
           <w:szCs w:val="21"/>
         </w:rPr>
-        <w:t xml:space="preserve"> ya incluyen la regla 7 (seguir el Backlog paso a paso) para que la IA nunca avance de tarea sin confirmación del equipo.</w:t>
+        <w:t xml:space="preserve"> ya incluyen la regl</w:t>
+      </w:r>
+      <w:r>
+        <w:rPr>
+          <w:rFonts w:ascii="Calibri" w:eastAsia="Calibri" w:hAnsi="Calibri" w:cs="Calibri"/>
+          <w:i/>
+          <w:iCs/>
+          <w:color w:val="594100"/>
+          <w:sz w:val="21"/>
+          <w:szCs w:val="21"/>
+        </w:rPr>
+        <w:t>a 7 (seguir el Backlog paso a paso) para que la IA nunca avance de tarea sin confirmación del equipo.</w:t>
       </w:r>
     </w:p>
     <w:p>
@@ -258,12 +288,6 @@
         <w:gridCol w:w="9350"/>
       </w:tblGrid>
       <w:tr>
-        <w:tblPrEx>
-          <w:tblCellMar>
-            <w:top w:w="0" w:type="dxa"/>
-            <w:bottom w:w="0" w:type="dxa"/>
-          </w:tblCellMar>
-        </w:tblPrEx>
         <w:tc>
           <w:tcPr>
             <w:tcW w:w="9350" w:type="dxa"/>
@@ -316,7 +340,13 @@
               <w:rPr>
                 <w:rFonts w:ascii="Calibri" w:eastAsia="Calibri" w:hAnsi="Calibri" w:cs="Calibri"/>
               </w:rPr>
-              <w:t xml:space="preserve">Estamos construyendo una plataforma web de gamificación en tiempo real, estilo </w:t>
+              <w:t>Estamos construyendo</w:t>
+            </w:r>
+            <w:r>
+              <w:rPr>
+                <w:rFonts w:ascii="Calibri" w:eastAsia="Calibri" w:hAnsi="Calibri" w:cs="Calibri"/>
+              </w:rPr>
+              <w:t xml:space="preserve"> una plataforma web de gamificación en tiempo real, estilo </w:t>
             </w:r>
             <w:proofErr w:type="spellStart"/>
             <w:r>
@@ -345,7 +375,23 @@
                 <w:rFonts w:ascii="Calibri" w:eastAsia="Calibri" w:hAnsi="Calibri" w:cs="Calibri"/>
                 <w:lang w:val="en-US"/>
               </w:rPr>
-              <w:t xml:space="preserve">para el </w:t>
+              <w:t xml:space="preserve">para </w:t>
+            </w:r>
+            <w:proofErr w:type="spellStart"/>
+            <w:r>
+              <w:rPr>
+                <w:rFonts w:ascii="Calibri" w:eastAsia="Calibri" w:hAnsi="Calibri" w:cs="Calibri"/>
+                <w:lang w:val="en-US"/>
+              </w:rPr>
+              <w:t>el</w:t>
+            </w:r>
+            <w:proofErr w:type="spellEnd"/>
+            <w:r>
+              <w:rPr>
+                <w:rFonts w:ascii="Calibri" w:eastAsia="Calibri" w:hAnsi="Calibri" w:cs="Calibri"/>
+                <w:lang w:val="en-US"/>
+              </w:rPr>
+              <w:t xml:space="preserve"> </w:t>
             </w:r>
             <w:proofErr w:type="spellStart"/>
             <w:r>
@@ -476,7 +522,13 @@
               <w:rPr>
                 <w:rFonts w:ascii="Calibri" w:eastAsia="Calibri" w:hAnsi="Calibri" w:cs="Calibri"/>
               </w:rPr>
-              <w:t xml:space="preserve">base de datos relacional (MySQL/PostgreSQL). El proyecto está dividido en 5 </w:t>
+              <w:t>base de datos relacio</w:t>
+            </w:r>
+            <w:r>
+              <w:rPr>
+                <w:rFonts w:ascii="Calibri" w:eastAsia="Calibri" w:hAnsi="Calibri" w:cs="Calibri"/>
+              </w:rPr>
+              <w:t xml:space="preserve">nal (MySQL/PostgreSQL). El proyecto está dividido en 5 </w:t>
             </w:r>
             <w:proofErr w:type="spellStart"/>
             <w:r>
@@ -556,7 +608,13 @@
               <w:rPr>
                 <w:rFonts w:ascii="Calibri" w:eastAsia="Calibri" w:hAnsi="Calibri" w:cs="Calibri"/>
               </w:rPr>
-              <w:t>1. CONTRATO_DE_INTEGRACION_API_WEBSOCKETS.docx — nombres de rutas, eventos</w:t>
+              <w:t>1. CONTRATO_DE_INTEGRACION_API_WEBSO</w:t>
+            </w:r>
+            <w:r>
+              <w:rPr>
+                <w:rFonts w:ascii="Calibri" w:eastAsia="Calibri" w:hAnsi="Calibri" w:cs="Calibri"/>
+              </w:rPr>
+              <w:t>CKETS.docx — nombres de rutas, eventos</w:t>
             </w:r>
           </w:p>
           <w:p>
@@ -628,7 +686,13 @@
               <w:rPr>
                 <w:rFonts w:ascii="Calibri" w:eastAsia="Calibri" w:hAnsi="Calibri" w:cs="Calibri"/>
               </w:rPr>
-              <w:t>3. DOCUMENTO_DE_ARQUITECTURA_DE_SOFTWARE (DAS) — arquitectura, casos de uso y</w:t>
+              <w:t xml:space="preserve">3. </w:t>
+            </w:r>
+            <w:r>
+              <w:rPr>
+                <w:rFonts w:ascii="Calibri" w:eastAsia="Calibri" w:hAnsi="Calibri" w:cs="Calibri"/>
+              </w:rPr>
+              <w:t>DOCUMENTO_DE_ARQUITECTURA_DE_SOFTWARE (DAS) — arquitectura, casos de uso y</w:t>
             </w:r>
           </w:p>
           <w:p>
@@ -708,18 +772,38 @@
               <w:rPr>
                 <w:rFonts w:ascii="Calibri" w:eastAsia="Calibri" w:hAnsi="Calibri" w:cs="Calibri"/>
               </w:rPr>
-              <w:t>MI NIVEL: [principiante / con algo de experiencia en Java]</w:t>
-            </w:r>
-          </w:p>
-          <w:p>
-            <w:pPr>
-              <w:spacing w:after="60"/>
-            </w:pPr>
-            <w:r>
-              <w:rPr>
-                <w:rFonts w:ascii="Calibri" w:eastAsia="Calibri" w:hAnsi="Calibri" w:cs="Calibri"/>
-              </w:rPr>
-              <w:t xml:space="preserve">TECNOLOGÍAS QUE ME TOCAN: Java 17, Spring Boot (Web, </w:t>
+              <w:t xml:space="preserve">MI NIVEL: </w:t>
+            </w:r>
+            <w:r>
+              <w:rPr>
+                <w:rFonts w:ascii="Calibri" w:eastAsia="Calibri" w:hAnsi="Calibri" w:cs="Calibri"/>
+              </w:rPr>
+              <w:t>[principiante / con algo de experiencia en Java]</w:t>
+            </w:r>
+          </w:p>
+          <w:p>
+            <w:pPr>
+              <w:spacing w:after="60"/>
+            </w:pPr>
+            <w:r>
+              <w:rPr>
+                <w:rFonts w:ascii="Calibri" w:eastAsia="Calibri" w:hAnsi="Calibri" w:cs="Calibri"/>
+              </w:rPr>
+              <w:t xml:space="preserve">TECNOLOGÍAS QUE ME TOCAN: Java 17, Spring </w:t>
+            </w:r>
+            <w:proofErr w:type="spellStart"/>
+            <w:r>
+              <w:rPr>
+                <w:rFonts w:ascii="Calibri" w:eastAsia="Calibri" w:hAnsi="Calibri" w:cs="Calibri"/>
+              </w:rPr>
+              <w:t>Boot</w:t>
+            </w:r>
+            <w:proofErr w:type="spellEnd"/>
+            <w:r>
+              <w:rPr>
+                <w:rFonts w:ascii="Calibri" w:eastAsia="Calibri" w:hAnsi="Calibri" w:cs="Calibri"/>
+              </w:rPr>
+              <w:t xml:space="preserve"> (Web, </w:t>
             </w:r>
             <w:proofErr w:type="spellStart"/>
             <w:r>
@@ -786,7 +870,13 @@
               <w:rPr>
                 <w:rFonts w:ascii="Calibri" w:eastAsia="Calibri" w:hAnsi="Calibri" w:cs="Calibri"/>
               </w:rPr>
-              <w:t xml:space="preserve">1. No inventes rutas, nombres de campos JSON, eventos </w:t>
+              <w:t>1. No inventes rutas, nombres de campos JSON, ev</w:t>
+            </w:r>
+            <w:r>
+              <w:rPr>
+                <w:rFonts w:ascii="Calibri" w:eastAsia="Calibri" w:hAnsi="Calibri" w:cs="Calibri"/>
+              </w:rPr>
+              <w:t xml:space="preserve">entos </w:t>
             </w:r>
             <w:proofErr w:type="spellStart"/>
             <w:r>
@@ -833,7 +923,13 @@
               <w:rPr>
                 <w:rFonts w:ascii="Calibri" w:eastAsia="Calibri" w:hAnsi="Calibri" w:cs="Calibri"/>
               </w:rPr>
-              <w:t xml:space="preserve">   otros equipos" — no lo des por hecho ni sigas como si ya existiera.</w:t>
+              <w:t xml:space="preserve">   otros equipos" — no lo des por hecho ni sigas como si y</w:t>
+            </w:r>
+            <w:r>
+              <w:rPr>
+                <w:rFonts w:ascii="Calibri" w:eastAsia="Calibri" w:hAnsi="Calibri" w:cs="Calibri"/>
+              </w:rPr>
+              <w:t>a existiera.</w:t>
             </w:r>
           </w:p>
           <w:p>
@@ -866,7 +962,13 @@
               <w:rPr>
                 <w:rFonts w:ascii="Calibri" w:eastAsia="Calibri" w:hAnsi="Calibri" w:cs="Calibri"/>
               </w:rPr>
-              <w:t xml:space="preserve">   código, corrigiéndome en el camino. El objetivo es que yo entienda y pueda</w:t>
+              <w:t xml:space="preserve">   código, corrigiéndome en el camino. El objetivo es que yo entienda y pued</w:t>
+            </w:r>
+            <w:r>
+              <w:rPr>
+                <w:rFonts w:ascii="Calibri" w:eastAsia="Calibri" w:hAnsi="Calibri" w:cs="Calibri"/>
+              </w:rPr>
+              <w:t>a</w:t>
             </w:r>
           </w:p>
           <w:p>
@@ -921,7 +1023,13 @@
               <w:rPr>
                 <w:rFonts w:ascii="Calibri" w:eastAsia="Calibri" w:hAnsi="Calibri" w:cs="Calibri"/>
               </w:rPr>
-              <w:t xml:space="preserve">   continuar, en vez de elegir una interpretación en silencio.</w:t>
+              <w:t xml:space="preserve">   continuar, e</w:t>
+            </w:r>
+            <w:r>
+              <w:rPr>
+                <w:rFonts w:ascii="Calibri" w:eastAsia="Calibri" w:hAnsi="Calibri" w:cs="Calibri"/>
+              </w:rPr>
+              <w:t>n vez de elegir una interpretación en silencio.</w:t>
             </w:r>
           </w:p>
           <w:p>
@@ -954,7 +1062,13 @@
               <w:rPr>
                 <w:rFonts w:ascii="Calibri" w:eastAsia="Calibri" w:hAnsi="Calibri" w:cs="Calibri"/>
               </w:rPr>
-              <w:t>6. Usa siempre las convenciones de nombres fijadas en el Contrato de Integración</w:t>
+              <w:t xml:space="preserve">6. Usa siempre las convenciones de nombres fijadas en el </w:t>
+            </w:r>
+            <w:r>
+              <w:rPr>
+                <w:rFonts w:ascii="Calibri" w:eastAsia="Calibri" w:hAnsi="Calibri" w:cs="Calibri"/>
+              </w:rPr>
+              <w:t>Contrato de Integración</w:t>
             </w:r>
           </w:p>
           <w:p>
@@ -1056,7 +1170,27 @@
               <w:rPr>
                 <w:rFonts w:ascii="Calibri" w:eastAsia="Calibri" w:hAnsi="Calibri" w:cs="Calibri"/>
               </w:rPr>
-              <w:t xml:space="preserve">Descripción de la tarea 1: configurar el proyecto Spring Boot (dependencias, conexión a la base de datos) y las entidades JPA Room, Player y </w:t>
+              <w:t xml:space="preserve">Descripción de la tarea 1: configurar el proyecto Spring Boot (dependencias, conexión a la </w:t>
+            </w:r>
+            <w:r>
+              <w:rPr>
+                <w:rFonts w:ascii="Calibri" w:eastAsia="Calibri" w:hAnsi="Calibri" w:cs="Calibri"/>
+              </w:rPr>
+              <w:t xml:space="preserve">base de datos) y las entidades JPA </w:t>
+            </w:r>
+            <w:proofErr w:type="spellStart"/>
+            <w:r>
+              <w:rPr>
+                <w:rFonts w:ascii="Calibri" w:eastAsia="Calibri" w:hAnsi="Calibri" w:cs="Calibri"/>
+              </w:rPr>
+              <w:t>Room</w:t>
+            </w:r>
+            <w:proofErr w:type="spellEnd"/>
+            <w:r>
+              <w:rPr>
+                <w:rFonts w:ascii="Calibri" w:eastAsia="Calibri" w:hAnsi="Calibri" w:cs="Calibri"/>
+              </w:rPr>
+              <w:t xml:space="preserve">, Player y </w:t>
             </w:r>
             <w:proofErr w:type="spellStart"/>
             <w:r>
@@ -1125,7 +1259,13 @@
               <w:rPr>
                 <w:rFonts w:ascii="Calibri" w:eastAsia="Calibri" w:hAnsi="Calibri" w:cs="Calibri"/>
               </w:rPr>
-              <w:t>líneas qué entendiste de mi tarea, para verificar que estamos alineados.</w:t>
+              <w:t>l</w:t>
+            </w:r>
+            <w:r>
+              <w:rPr>
+                <w:rFonts w:ascii="Calibri" w:eastAsia="Calibri" w:hAnsi="Calibri" w:cs="Calibri"/>
+              </w:rPr>
+              <w:t>íneas qué entendiste de mi tarea, para verificar que estamos alineados.</w:t>
             </w:r>
           </w:p>
         </w:tc>
@@ -1197,12 +1337,6 @@
         <w:gridCol w:w="9350"/>
       </w:tblGrid>
       <w:tr>
-        <w:tblPrEx>
-          <w:tblCellMar>
-            <w:top w:w="0" w:type="dxa"/>
-            <w:bottom w:w="0" w:type="dxa"/>
-          </w:tblCellMar>
-        </w:tblPrEx>
         <w:tc>
           <w:tcPr>
             <w:tcW w:w="9350" w:type="dxa"/>
@@ -1284,7 +1418,23 @@
                 <w:rFonts w:ascii="Calibri" w:eastAsia="Calibri" w:hAnsi="Calibri" w:cs="Calibri"/>
                 <w:lang w:val="en-US"/>
               </w:rPr>
-              <w:t xml:space="preserve">para el </w:t>
+              <w:t xml:space="preserve">para </w:t>
+            </w:r>
+            <w:proofErr w:type="spellStart"/>
+            <w:r>
+              <w:rPr>
+                <w:rFonts w:ascii="Calibri" w:eastAsia="Calibri" w:hAnsi="Calibri" w:cs="Calibri"/>
+                <w:lang w:val="en-US"/>
+              </w:rPr>
+              <w:t>el</w:t>
+            </w:r>
+            <w:proofErr w:type="spellEnd"/>
+            <w:r>
+              <w:rPr>
+                <w:rFonts w:ascii="Calibri" w:eastAsia="Calibri" w:hAnsi="Calibri" w:cs="Calibri"/>
+                <w:lang w:val="en-US"/>
+              </w:rPr>
+              <w:t xml:space="preserve"> </w:t>
             </w:r>
             <w:proofErr w:type="spellStart"/>
             <w:r>
@@ -1484,7 +1634,13 @@
               <w:rPr>
                 <w:rFonts w:ascii="Calibri" w:eastAsia="Calibri" w:hAnsi="Calibri" w:cs="Calibri"/>
               </w:rPr>
-              <w:t>TE VOY A ADJUNTAR ESTOS DOCUMENTOS (léelos todos antes de responder):</w:t>
+              <w:t>TE VOY A ADJUNTAR ESTOS DOCUMENTOS (l</w:t>
+            </w:r>
+            <w:r>
+              <w:rPr>
+                <w:rFonts w:ascii="Calibri" w:eastAsia="Calibri" w:hAnsi="Calibri" w:cs="Calibri"/>
+              </w:rPr>
+              <w:t>éelos todos antes de responder):</w:t>
             </w:r>
           </w:p>
           <w:p>
@@ -1556,7 +1712,13 @@
               <w:rPr>
                 <w:rFonts w:ascii="Calibri" w:eastAsia="Calibri" w:hAnsi="Calibri" w:cs="Calibri"/>
               </w:rPr>
-              <w:t xml:space="preserve">   de tareas que debo seguir.</w:t>
+              <w:t xml:space="preserve">   de tareas</w:t>
+            </w:r>
+            <w:r>
+              <w:rPr>
+                <w:rFonts w:ascii="Calibri" w:eastAsia="Calibri" w:hAnsi="Calibri" w:cs="Calibri"/>
+              </w:rPr>
+              <w:t xml:space="preserve"> que debo seguir.</w:t>
             </w:r>
           </w:p>
           <w:p>
@@ -1653,7 +1815,13 @@
               <w:rPr>
                 <w:rFonts w:ascii="Calibri" w:eastAsia="Calibri" w:hAnsi="Calibri" w:cs="Calibri"/>
               </w:rPr>
-              <w:t xml:space="preserve"> (Desarrollo Web)</w:t>
+              <w:t xml:space="preserve"> (Desarrollo We</w:t>
+            </w:r>
+            <w:r>
+              <w:rPr>
+                <w:rFonts w:ascii="Calibri" w:eastAsia="Calibri" w:hAnsi="Calibri" w:cs="Calibri"/>
+              </w:rPr>
+              <w:t>b)</w:t>
             </w:r>
           </w:p>
           <w:p>
@@ -1796,7 +1964,13 @@
               <w:rPr>
                 <w:rFonts w:ascii="Calibri" w:eastAsia="Calibri" w:hAnsi="Calibri" w:cs="Calibri"/>
               </w:rPr>
-              <w:t xml:space="preserve">1. No inventes rutas, nombres de campos JSON, eventos </w:t>
+              <w:t>1. No inventes</w:t>
+            </w:r>
+            <w:r>
+              <w:rPr>
+                <w:rFonts w:ascii="Calibri" w:eastAsia="Calibri" w:hAnsi="Calibri" w:cs="Calibri"/>
+              </w:rPr>
+              <w:t xml:space="preserve"> rutas, nombres de campos JSON, eventos </w:t>
             </w:r>
             <w:proofErr w:type="spellStart"/>
             <w:r>
@@ -1865,7 +2039,13 @@
               <w:rPr>
                 <w:rFonts w:ascii="Calibri" w:eastAsia="Calibri" w:hAnsi="Calibri" w:cs="Calibri"/>
               </w:rPr>
-              <w:t xml:space="preserve">   explícame qué vamos a construir y por qué, luego guíame para que YO escriba el</w:t>
+              <w:t xml:space="preserve">   explícame qué va</w:t>
+            </w:r>
+            <w:r>
+              <w:rPr>
+                <w:rFonts w:ascii="Calibri" w:eastAsia="Calibri" w:hAnsi="Calibri" w:cs="Calibri"/>
+              </w:rPr>
+              <w:t>mos a construir y por qué, luego guíame para que YO escriba el</w:t>
             </w:r>
           </w:p>
           <w:p>
@@ -1898,7 +2078,13 @@
               <w:rPr>
                 <w:rFonts w:ascii="Calibri" w:eastAsia="Calibri" w:hAnsi="Calibri" w:cs="Calibri"/>
               </w:rPr>
-              <w:t>3. Antes de escribir código, dime brevemente qué archivos vamos a crear/modificar y</w:t>
+              <w:t>3. Antes de escribir código, dime brevemente qué archivos vamo</w:t>
+            </w:r>
+            <w:r>
+              <w:rPr>
+                <w:rFonts w:ascii="Calibri" w:eastAsia="Calibri" w:hAnsi="Calibri" w:cs="Calibri"/>
+              </w:rPr>
+              <w:t>s a crear/modificar y</w:t>
             </w:r>
           </w:p>
           <w:p>
@@ -1942,7 +2128,13 @@
               <w:rPr>
                 <w:rFonts w:ascii="Calibri" w:eastAsia="Calibri" w:hAnsi="Calibri" w:cs="Calibri"/>
               </w:rPr>
-              <w:t>5. Cuando termines una parte funcional, dame una forma sencilla de probarla yo mismo</w:t>
+              <w:t>5. Cuando termines una parte funcional, dame una forma sencilla de pr</w:t>
+            </w:r>
+            <w:r>
+              <w:rPr>
+                <w:rFonts w:ascii="Calibri" w:eastAsia="Calibri" w:hAnsi="Calibri" w:cs="Calibri"/>
+              </w:rPr>
+              <w:t>obarla yo mismo</w:t>
             </w:r>
           </w:p>
           <w:p>
@@ -2001,7 +2193,13 @@
               <w:rPr>
                 <w:rFonts w:ascii="Calibri" w:eastAsia="Calibri" w:hAnsi="Calibri" w:cs="Calibri"/>
               </w:rPr>
-              <w:t>7. Estamos siguiendo el Backlog de Tareas de nuestro equipo (documento adjunto).</w:t>
+              <w:t>7. Estamos siguiendo el Backlog d</w:t>
+            </w:r>
+            <w:r>
+              <w:rPr>
+                <w:rFonts w:ascii="Calibri" w:eastAsia="Calibri" w:hAnsi="Calibri" w:cs="Calibri"/>
+              </w:rPr>
+              <w:t>e Tareas de nuestro equipo (documento adjunto).</w:t>
             </w:r>
           </w:p>
           <w:p>
@@ -2056,88 +2254,45 @@
               <w:rPr>
                 <w:rFonts w:ascii="Calibri" w:eastAsia="Calibri" w:hAnsi="Calibri" w:cs="Calibri"/>
               </w:rPr>
-              <w:t>VAMOS EN LA TAREA: 1 del Backlog de mi equipo (adjunto).</w:t>
-            </w:r>
-          </w:p>
-          <w:p>
-            <w:pPr>
-              <w:spacing w:after="60"/>
-            </w:pPr>
-            <w:r>
-              <w:rPr>
-                <w:rFonts w:ascii="Calibri" w:eastAsia="Calibri" w:hAnsi="Calibri" w:cs="Calibri"/>
-              </w:rPr>
-              <w:t>Descripción de la tarea 1: construir la pantalla del jugador (</w:t>
-            </w:r>
-            <w:proofErr w:type="spellStart"/>
-            <w:r>
-              <w:rPr>
-                <w:rFonts w:ascii="Calibri" w:eastAsia="Calibri" w:hAnsi="Calibri" w:cs="Calibri"/>
-              </w:rPr>
-              <w:t>mobile-first</w:t>
-            </w:r>
-            <w:proofErr w:type="spellEnd"/>
-            <w:r>
-              <w:rPr>
-                <w:rFonts w:ascii="Calibri" w:eastAsia="Calibri" w:hAnsi="Calibri" w:cs="Calibri"/>
-              </w:rPr>
-              <w:t xml:space="preserve">) para ingresar el PIN de 6 dígitos y el </w:t>
-            </w:r>
-            <w:proofErr w:type="spellStart"/>
-            <w:r>
-              <w:rPr>
-                <w:rFonts w:ascii="Calibri" w:eastAsia="Calibri" w:hAnsi="Calibri" w:cs="Calibri"/>
-              </w:rPr>
-              <w:t>nickname</w:t>
-            </w:r>
-            <w:proofErr w:type="spellEnd"/>
-            <w:r>
-              <w:rPr>
-                <w:rFonts w:ascii="Calibri" w:eastAsia="Calibri" w:hAnsi="Calibri" w:cs="Calibri"/>
-              </w:rPr>
-              <w:t xml:space="preserve">, y conectarla al </w:t>
-            </w:r>
-            <w:proofErr w:type="spellStart"/>
-            <w:r>
-              <w:rPr>
-                <w:rFonts w:ascii="Calibri" w:eastAsia="Calibri" w:hAnsi="Calibri" w:cs="Calibri"/>
-              </w:rPr>
-              <w:t>endpoint</w:t>
-            </w:r>
-            <w:proofErr w:type="spellEnd"/>
-            <w:r>
-              <w:rPr>
-                <w:rFonts w:ascii="Calibri" w:eastAsia="Calibri" w:hAnsi="Calibri" w:cs="Calibri"/>
-              </w:rPr>
-              <w:t xml:space="preserve"> POST /api/</w:t>
-            </w:r>
-            <w:proofErr w:type="spellStart"/>
-            <w:r>
-              <w:rPr>
-                <w:rFonts w:ascii="Calibri" w:eastAsia="Calibri" w:hAnsi="Calibri" w:cs="Calibri"/>
-              </w:rPr>
-              <w:t>rooms</w:t>
-            </w:r>
-            <w:proofErr w:type="spellEnd"/>
-            <w:r>
-              <w:rPr>
-                <w:rFonts w:ascii="Calibri" w:eastAsia="Calibri" w:hAnsi="Calibri" w:cs="Calibri"/>
-              </w:rPr>
-              <w:t>/{pin}/</w:t>
-            </w:r>
-            <w:proofErr w:type="spellStart"/>
-            <w:r>
-              <w:rPr>
-                <w:rFonts w:ascii="Calibri" w:eastAsia="Calibri" w:hAnsi="Calibri" w:cs="Calibri"/>
-              </w:rPr>
-              <w:t>join</w:t>
-            </w:r>
-            <w:proofErr w:type="spellEnd"/>
-            <w:r>
-              <w:rPr>
-                <w:rFonts w:ascii="Calibri" w:eastAsia="Calibri" w:hAnsi="Calibri" w:cs="Calibri"/>
-              </w:rPr>
-              <w:t>.</w:t>
+              <w:t>VAMOS EN LA TAREA: 6</w:t>
+            </w:r>
+            <w:r>
+              <w:rPr>
+                <w:rFonts w:ascii="Calibri" w:eastAsia="Calibri" w:hAnsi="Calibri" w:cs="Calibri"/>
+              </w:rPr>
+              <w:t xml:space="preserve"> del</w:t>
+            </w:r>
+            <w:r>
+              <w:rPr>
+                <w:rFonts w:ascii="Calibri" w:eastAsia="Calibri" w:hAnsi="Calibri" w:cs="Calibri"/>
+              </w:rPr>
+              <w:t xml:space="preserve"> Backlog de mi equipo (adjunto).</w:t>
+            </w:r>
+          </w:p>
+          <w:p>
+            <w:pPr>
+              <w:spacing w:after="60"/>
+            </w:pPr>
+            <w:r>
+              <w:rPr>
+                <w:rFonts w:ascii="Calibri" w:eastAsia="Calibri" w:hAnsi="Calibri" w:cs="Calibri"/>
+              </w:rPr>
+              <w:t>Descripción de la tarea 6</w:t>
+            </w:r>
+            <w:r>
+              <w:rPr>
+                <w:rFonts w:ascii="Calibri" w:eastAsia="Calibri" w:hAnsi="Calibri" w:cs="Calibri"/>
+              </w:rPr>
+              <w:t xml:space="preserve">: </w:t>
+            </w:r>
+            <w:r>
+              <w:rPr>
+                <w:rFonts w:ascii="Calibri" w:eastAsia="Calibri" w:hAnsi="Calibri" w:cs="Calibri"/>
+                <w:color w:val="000000"/>
+                <w:sz w:val="19"/>
+                <w:szCs w:val="19"/>
+              </w:rPr>
+              <w:t>Mecánica Word Blocks (bloques tocables/ordenables).</w:t>
             </w:r>
           </w:p>
           <w:p>
@@ -2159,7 +2314,13 @@
               <w:rPr>
                 <w:rFonts w:ascii="Calibri" w:eastAsia="Calibri" w:hAnsi="Calibri" w:cs="Calibri"/>
               </w:rPr>
-              <w:t>En las próximas sesiones cambiaré este número por la tarea en la que vayamos.</w:t>
+              <w:t xml:space="preserve">En las próximas sesiones cambiaré este </w:t>
+            </w:r>
+            <w:r>
+              <w:rPr>
+                <w:rFonts w:ascii="Calibri" w:eastAsia="Calibri" w:hAnsi="Calibri" w:cs="Calibri"/>
+              </w:rPr>
+              <w:t>número por la tarea en la que vayamos.</w:t>
             </w:r>
           </w:p>
           <w:p>
@@ -2264,12 +2425,6 @@
         <w:gridCol w:w="9350"/>
       </w:tblGrid>
       <w:tr>
-        <w:tblPrEx>
-          <w:tblCellMar>
-            <w:top w:w="0" w:type="dxa"/>
-            <w:bottom w:w="0" w:type="dxa"/>
-          </w:tblCellMar>
-        </w:tblPrEx>
         <w:tc>
           <w:tcPr>
             <w:tcW w:w="9350" w:type="dxa"/>
@@ -2289,7 +2444,13 @@
               <w:rPr>
                 <w:rFonts w:ascii="Calibri" w:eastAsia="Calibri" w:hAnsi="Calibri" w:cs="Calibri"/>
               </w:rPr>
-              <w:t>Eres mi tutor técnico para un proyecto real de formación en el SENA (programa ADSO).</w:t>
+              <w:t xml:space="preserve">Eres mi tutor </w:t>
+            </w:r>
+            <w:r>
+              <w:rPr>
+                <w:rFonts w:ascii="Calibri" w:eastAsia="Calibri" w:hAnsi="Calibri" w:cs="Calibri"/>
+              </w:rPr>
+              <w:t>técnico para un proyecto real de formación en el SENA (programa ADSO).</w:t>
             </w:r>
           </w:p>
           <w:p>
@@ -2361,7 +2522,13 @@
               <w:rPr>
                 <w:rFonts w:ascii="Calibri" w:eastAsia="Calibri" w:hAnsi="Calibri" w:cs="Calibri"/>
               </w:rPr>
-              <w:t xml:space="preserve"> que trabajan</w:t>
+              <w:t xml:space="preserve"> qu</w:t>
+            </w:r>
+            <w:r>
+              <w:rPr>
+                <w:rFonts w:ascii="Calibri" w:eastAsia="Calibri" w:hAnsi="Calibri" w:cs="Calibri"/>
+              </w:rPr>
+              <w:t>e trabajan</w:t>
             </w:r>
           </w:p>
           <w:p>
@@ -2458,7 +2625,13 @@
               <w:rPr>
                 <w:rFonts w:ascii="Calibri" w:eastAsia="Calibri" w:hAnsi="Calibri" w:cs="Calibri"/>
               </w:rPr>
-              <w:t xml:space="preserve">1. BACKLOG_DE_TAREAS_POR_EQUIPO.docx — sección "3. UI/UX y </w:t>
+              <w:t>1. BACKLOG_D</w:t>
+            </w:r>
+            <w:r>
+              <w:rPr>
+                <w:rFonts w:ascii="Calibri" w:eastAsia="Calibri" w:hAnsi="Calibri" w:cs="Calibri"/>
+              </w:rPr>
+              <w:t xml:space="preserve">E_TAREAS_POR_EQUIPO.docx — sección "3. UI/UX y </w:t>
             </w:r>
             <w:proofErr w:type="spellStart"/>
             <w:r>
@@ -2599,7 +2772,13 @@
               <w:rPr>
                 <w:rFonts w:ascii="Calibri" w:eastAsia="Calibri" w:hAnsi="Calibri" w:cs="Calibri"/>
               </w:rPr>
-              <w:t xml:space="preserve">   RNF-03 sobre usabilidad y diseño </w:t>
+              <w:t xml:space="preserve">   RNF-03</w:t>
+            </w:r>
+            <w:r>
+              <w:rPr>
+                <w:rFonts w:ascii="Calibri" w:eastAsia="Calibri" w:hAnsi="Calibri" w:cs="Calibri"/>
+              </w:rPr>
+              <w:t xml:space="preserve"> sobre usabilidad y diseño </w:t>
             </w:r>
             <w:proofErr w:type="spellStart"/>
             <w:r>
@@ -2699,7 +2878,21 @@
               <w:rPr>
                 <w:rFonts w:ascii="Calibri" w:eastAsia="Calibri" w:hAnsi="Calibri" w:cs="Calibri"/>
               </w:rPr>
-              <w:t xml:space="preserve"> (o Google Stitch) para prototipado, </w:t>
+              <w:t xml:space="preserve"> (o Google </w:t>
+            </w:r>
+            <w:proofErr w:type="spellStart"/>
+            <w:r>
+              <w:rPr>
+                <w:rFonts w:ascii="Calibri" w:eastAsia="Calibri" w:hAnsi="Calibri" w:cs="Calibri"/>
+              </w:rPr>
+              <w:t>Stitch</w:t>
+            </w:r>
+            <w:proofErr w:type="spellEnd"/>
+            <w:r>
+              <w:rPr>
+                <w:rFonts w:ascii="Calibri" w:eastAsia="Calibri" w:hAnsi="Calibri" w:cs="Calibri"/>
+              </w:rPr>
+              <w:t xml:space="preserve">) para prototipado, </w:t>
             </w:r>
             <w:proofErr w:type="spellStart"/>
             <w:r>
@@ -2730,7 +2923,14 @@
                 <w:rFonts w:ascii="Calibri" w:eastAsia="Calibri" w:hAnsi="Calibri" w:cs="Calibri"/>
                 <w:lang w:val="en-US"/>
               </w:rPr>
-              <w:t>diseño</w:t>
+              <w:t>dis</w:t>
+            </w:r>
+            <w:r>
+              <w:rPr>
+                <w:rFonts w:ascii="Calibri" w:eastAsia="Calibri" w:hAnsi="Calibri" w:cs="Calibri"/>
+                <w:lang w:val="en-US"/>
+              </w:rPr>
+              <w:t>eño</w:t>
             </w:r>
             <w:proofErr w:type="spellEnd"/>
             <w:r>
@@ -2841,7 +3041,13 @@
               <w:rPr>
                 <w:rFonts w:ascii="Calibri" w:eastAsia="Calibri" w:hAnsi="Calibri" w:cs="Calibri"/>
               </w:rPr>
-              <w:t xml:space="preserve">   legible a distancia (se proyecta en pantalla grande).</w:t>
+              <w:t xml:space="preserve">   legible a </w:t>
+            </w:r>
+            <w:r>
+              <w:rPr>
+                <w:rFonts w:ascii="Calibri" w:eastAsia="Calibri" w:hAnsi="Calibri" w:cs="Calibri"/>
+              </w:rPr>
+              <w:t>distancia (se proyecta en pantalla grande).</w:t>
             </w:r>
           </w:p>
           <w:p>
@@ -2874,7 +3080,13 @@
               <w:rPr>
                 <w:rFonts w:ascii="Calibri" w:eastAsia="Calibri" w:hAnsi="Calibri" w:cs="Calibri"/>
               </w:rPr>
-              <w:t xml:space="preserve">   antes de empezar, y no avances a la siguiente hasta que yo lo confirme.</w:t>
+              <w:t xml:space="preserve">   antes de empezar, y no avances a la siguiente hasta q</w:t>
+            </w:r>
+            <w:r>
+              <w:rPr>
+                <w:rFonts w:ascii="Calibri" w:eastAsia="Calibri" w:hAnsi="Calibri" w:cs="Calibri"/>
+              </w:rPr>
+              <w:t>ue yo lo confirme.</w:t>
             </w:r>
           </w:p>
           <w:p>
@@ -2918,7 +3130,13 @@
               <w:rPr>
                 <w:rFonts w:ascii="Calibri" w:eastAsia="Calibri" w:hAnsi="Calibri" w:cs="Calibri"/>
               </w:rPr>
-              <w:t>5. Cuando definamos algo reutilizable (paleta, tipografía, nombres de clases de</w:t>
+              <w:t xml:space="preserve">5. Cuando definamos algo </w:t>
+            </w:r>
+            <w:r>
+              <w:rPr>
+                <w:rFonts w:ascii="Calibri" w:eastAsia="Calibri" w:hAnsi="Calibri" w:cs="Calibri"/>
+              </w:rPr>
+              <w:t>reutilizable (paleta, tipografía, nombres de clases de</w:t>
             </w:r>
           </w:p>
           <w:p>
@@ -3004,8 +3222,16 @@
               <w:rPr>
                 <w:rFonts w:ascii="Calibri" w:eastAsia="Calibri" w:hAnsi="Calibri" w:cs="Calibri"/>
               </w:rPr>
-              <w:t xml:space="preserve"> o Google Stitch</w:t>
-            </w:r>
+              <w:t xml:space="preserve"> o Google </w:t>
+            </w:r>
+            <w:proofErr w:type="spellStart"/>
+            <w:r>
+              <w:rPr>
+                <w:rFonts w:ascii="Calibri" w:eastAsia="Calibri" w:hAnsi="Calibri" w:cs="Calibri"/>
+              </w:rPr>
+              <w:t>Stitch</w:t>
+            </w:r>
+            <w:proofErr w:type="spellEnd"/>
             <w:r>
               <w:rPr>
                 <w:rFonts w:ascii="Calibri" w:eastAsia="Calibri" w:hAnsi="Calibri" w:cs="Calibri"/>
@@ -3033,7 +3259,13 @@
               <w:rPr>
                 <w:rFonts w:ascii="Calibri" w:eastAsia="Calibri" w:hAnsi="Calibri" w:cs="Calibri"/>
               </w:rPr>
-              <w:t>En las próximas sesiones cambiaré este número por la tarea en la que vayamos.</w:t>
+              <w:t xml:space="preserve">En las próximas sesiones cambiaré este </w:t>
+            </w:r>
+            <w:r>
+              <w:rPr>
+                <w:rFonts w:ascii="Calibri" w:eastAsia="Calibri" w:hAnsi="Calibri" w:cs="Calibri"/>
+              </w:rPr>
+              <w:t>número por la tarea en la que vayamos.</w:t>
             </w:r>
           </w:p>
           <w:p>
@@ -3116,12 +3348,6 @@
         <w:gridCol w:w="9350"/>
       </w:tblGrid>
       <w:tr>
-        <w:tblPrEx>
-          <w:tblCellMar>
-            <w:top w:w="0" w:type="dxa"/>
-            <w:bottom w:w="0" w:type="dxa"/>
-          </w:tblCellMar>
-        </w:tblPrEx>
         <w:tc>
           <w:tcPr>
             <w:tcW w:w="9350" w:type="dxa"/>
@@ -3141,7 +3367,13 @@
               <w:rPr>
                 <w:rFonts w:ascii="Calibri" w:eastAsia="Calibri" w:hAnsi="Calibri" w:cs="Calibri"/>
               </w:rPr>
-              <w:t>Eres mi tutor técnico para un proyecto real de formación en el SENA (programa ADSO).</w:t>
+              <w:t>Eres mi tutor té</w:t>
+            </w:r>
+            <w:r>
+              <w:rPr>
+                <w:rFonts w:ascii="Calibri" w:eastAsia="Calibri" w:hAnsi="Calibri" w:cs="Calibri"/>
+              </w:rPr>
+              <w:t>cnico para un proyecto real de formación en el SENA (programa ADSO).</w:t>
             </w:r>
           </w:p>
           <w:p>
@@ -3203,7 +3435,23 @@
                 <w:rFonts w:ascii="Calibri" w:eastAsia="Calibri" w:hAnsi="Calibri" w:cs="Calibri"/>
                 <w:lang w:val="en-US"/>
               </w:rPr>
-              <w:t xml:space="preserve">para el </w:t>
+              <w:t xml:space="preserve">para </w:t>
+            </w:r>
+            <w:proofErr w:type="spellStart"/>
+            <w:r>
+              <w:rPr>
+                <w:rFonts w:ascii="Calibri" w:eastAsia="Calibri" w:hAnsi="Calibri" w:cs="Calibri"/>
+                <w:lang w:val="en-US"/>
+              </w:rPr>
+              <w:t>el</w:t>
+            </w:r>
+            <w:proofErr w:type="spellEnd"/>
+            <w:r>
+              <w:rPr>
+                <w:rFonts w:ascii="Calibri" w:eastAsia="Calibri" w:hAnsi="Calibri" w:cs="Calibri"/>
+                <w:lang w:val="en-US"/>
+              </w:rPr>
+              <w:t xml:space="preserve"> </w:t>
             </w:r>
             <w:proofErr w:type="spellStart"/>
             <w:r>
@@ -3235,7 +3483,14 @@
                 <w:rFonts w:ascii="Calibri" w:eastAsia="Calibri" w:hAnsi="Calibri" w:cs="Calibri"/>
                 <w:lang w:val="en-US"/>
               </w:rPr>
-              <w:t xml:space="preserve"> Java/Spring Boot con JPA/Hibernate, base de</w:t>
+              <w:t xml:space="preserve"> Java/Spring Boot con JPA/Hibernate,</w:t>
+            </w:r>
+            <w:r>
+              <w:rPr>
+                <w:rFonts w:ascii="Calibri" w:eastAsia="Calibri" w:hAnsi="Calibri" w:cs="Calibri"/>
+                <w:lang w:val="en-US"/>
+              </w:rPr>
+              <w:t xml:space="preserve"> base de</w:t>
             </w:r>
           </w:p>
           <w:p>
@@ -3332,7 +3587,13 @@
               <w:rPr>
                 <w:rFonts w:ascii="Calibri" w:eastAsia="Calibri" w:hAnsi="Calibri" w:cs="Calibri"/>
               </w:rPr>
-              <w:t>1. CONTRATO_DE_INTEGRACION_API_WEBSOCKETS.docx — sección 2 (Modelo de datos</w:t>
+              <w:t xml:space="preserve">1. </w:t>
+            </w:r>
+            <w:r>
+              <w:rPr>
+                <w:rFonts w:ascii="Calibri" w:eastAsia="Calibri" w:hAnsi="Calibri" w:cs="Calibri"/>
+              </w:rPr>
+              <w:t>CONTRATO_DE_INTEGRACION_API_WEBSOCKETS.docx — sección 2 (Modelo de datos</w:t>
             </w:r>
           </w:p>
           <w:p>
@@ -3365,7 +3626,13 @@
               <w:rPr>
                 <w:rFonts w:ascii="Calibri" w:eastAsia="Calibri" w:hAnsi="Calibri" w:cs="Calibri"/>
               </w:rPr>
-              <w:t xml:space="preserve">   Datos": el orden exacto de tareas que debo seguir.</w:t>
+              <w:t xml:space="preserve">   Datos": el orden exacto de t</w:t>
+            </w:r>
+            <w:r>
+              <w:rPr>
+                <w:rFonts w:ascii="Calibri" w:eastAsia="Calibri" w:hAnsi="Calibri" w:cs="Calibri"/>
+              </w:rPr>
+              <w:t>areas que debo seguir.</w:t>
             </w:r>
           </w:p>
           <w:p>
@@ -3434,7 +3701,13 @@
               <w:rPr>
                 <w:rFonts w:ascii="Calibri" w:eastAsia="Calibri" w:hAnsi="Calibri" w:cs="Calibri"/>
               </w:rPr>
-              <w:t>MI EQUIPO ES: Base de Datos &amp; Gestión de Datos</w:t>
+              <w:t>MI EQUIPO ES:</w:t>
+            </w:r>
+            <w:r>
+              <w:rPr>
+                <w:rFonts w:ascii="Calibri" w:eastAsia="Calibri" w:hAnsi="Calibri" w:cs="Calibri"/>
+              </w:rPr>
+              <w:t xml:space="preserve"> Base de Datos &amp; Gestión de Datos</w:t>
             </w:r>
           </w:p>
           <w:p>
@@ -3529,7 +3802,13 @@
               <w:rPr>
                 <w:rFonts w:ascii="Calibri" w:eastAsia="Calibri" w:hAnsi="Calibri" w:cs="Calibri"/>
               </w:rPr>
-              <w:t>REGLAS QUE DEBES SEGUIR SIEMPRE</w:t>
+              <w:t>REGLAS QUE DE</w:t>
+            </w:r>
+            <w:r>
+              <w:rPr>
+                <w:rFonts w:ascii="Calibri" w:eastAsia="Calibri" w:hAnsi="Calibri" w:cs="Calibri"/>
+              </w:rPr>
+              <w:t>BES SEGUIR SIEMPRE</w:t>
             </w:r>
           </w:p>
           <w:p>
@@ -3551,7 +3830,21 @@
               <w:rPr>
                 <w:rFonts w:ascii="Calibri" w:eastAsia="Calibri" w:hAnsi="Calibri" w:cs="Calibri"/>
               </w:rPr>
-              <w:t xml:space="preserve">   Integración §2 (Room, Player, </w:t>
+              <w:t xml:space="preserve">   Integración §2 (</w:t>
+            </w:r>
+            <w:proofErr w:type="spellStart"/>
+            <w:r>
+              <w:rPr>
+                <w:rFonts w:ascii="Calibri" w:eastAsia="Calibri" w:hAnsi="Calibri" w:cs="Calibri"/>
+              </w:rPr>
+              <w:t>Room</w:t>
+            </w:r>
+            <w:proofErr w:type="spellEnd"/>
+            <w:r>
+              <w:rPr>
+                <w:rFonts w:ascii="Calibri" w:eastAsia="Calibri" w:hAnsi="Calibri" w:cs="Calibri"/>
+              </w:rPr>
+              <w:t xml:space="preserve">, Player, </w:t>
             </w:r>
             <w:proofErr w:type="spellStart"/>
             <w:r>
@@ -3601,7 +3894,13 @@
               <w:rPr>
                 <w:rFonts w:ascii="Calibri" w:eastAsia="Calibri" w:hAnsi="Calibri" w:cs="Calibri"/>
               </w:rPr>
-              <w:t>2. No me entregues el script completo de una sola vez. Sigue el Backlog de mi</w:t>
+              <w:t xml:space="preserve">2. No me entregues el </w:t>
+            </w:r>
+            <w:r>
+              <w:rPr>
+                <w:rFonts w:ascii="Calibri" w:eastAsia="Calibri" w:hAnsi="Calibri" w:cs="Calibri"/>
+              </w:rPr>
+              <w:t>script completo de una sola vez. Sigue el Backlog de mi</w:t>
             </w:r>
           </w:p>
           <w:p>
@@ -3634,7 +3933,13 @@
               <w:rPr>
                 <w:rFonts w:ascii="Calibri" w:eastAsia="Calibri" w:hAnsi="Calibri" w:cs="Calibri"/>
               </w:rPr>
-              <w:t>3. Explícame por qué cada relación (uno a muchos, muchos a muchos) es correcta</w:t>
+              <w:t>3. Explícame por qué cada relación (uno a muchos, muchos a muchos)</w:t>
+            </w:r>
+            <w:r>
+              <w:rPr>
+                <w:rFonts w:ascii="Calibri" w:eastAsia="Calibri" w:hAnsi="Calibri" w:cs="Calibri"/>
+              </w:rPr>
+              <w:t xml:space="preserve"> es correcta</w:t>
             </w:r>
           </w:p>
           <w:p>
@@ -3699,7 +4004,13 @@
               <w:rPr>
                 <w:rFonts w:ascii="Calibri" w:eastAsia="Calibri" w:hAnsi="Calibri" w:cs="Calibri"/>
               </w:rPr>
-              <w:t>seed</w:t>
+              <w:t>s</w:t>
+            </w:r>
+            <w:r>
+              <w:rPr>
+                <w:rFonts w:ascii="Calibri" w:eastAsia="Calibri" w:hAnsi="Calibri" w:cs="Calibri"/>
+              </w:rPr>
+              <w:t>eed</w:t>
             </w:r>
             <w:proofErr w:type="spellEnd"/>
             <w:r>
@@ -3778,7 +4089,21 @@
               <w:rPr>
                 <w:rFonts w:ascii="Calibri" w:eastAsia="Calibri" w:hAnsi="Calibri" w:cs="Calibri"/>
               </w:rPr>
-              <w:t xml:space="preserve">Descripción de la tarea 1: diseñar el modelo entidad-relación de las tablas Room, Player, </w:t>
+              <w:t xml:space="preserve">Descripción de la tarea 1: diseñar el modelo entidad-relación de las tablas </w:t>
+            </w:r>
+            <w:proofErr w:type="spellStart"/>
+            <w:r>
+              <w:rPr>
+                <w:rFonts w:ascii="Calibri" w:eastAsia="Calibri" w:hAnsi="Calibri" w:cs="Calibri"/>
+              </w:rPr>
+              <w:t>Room</w:t>
+            </w:r>
+            <w:proofErr w:type="spellEnd"/>
+            <w:r>
+              <w:rPr>
+                <w:rFonts w:ascii="Calibri" w:eastAsia="Calibri" w:hAnsi="Calibri" w:cs="Calibri"/>
+              </w:rPr>
+              <w:t xml:space="preserve">, Player, </w:t>
             </w:r>
             <w:proofErr w:type="spellStart"/>
             <w:r>
@@ -3851,7 +4176,13 @@
               <w:rPr>
                 <w:rFonts w:ascii="Calibri" w:eastAsia="Calibri" w:hAnsi="Calibri" w:cs="Calibri"/>
               </w:rPr>
-              <w:t>Antes de empezar, confírmame que leíste los documentos adjuntos y resume en 3-4</w:t>
+              <w:t>Antes d</w:t>
+            </w:r>
+            <w:r>
+              <w:rPr>
+                <w:rFonts w:ascii="Calibri" w:eastAsia="Calibri" w:hAnsi="Calibri" w:cs="Calibri"/>
+              </w:rPr>
+              <w:t>e empezar, confírmame que leíste los documentos adjuntos y resume en 3-4</w:t>
             </w:r>
           </w:p>
           <w:p>
@@ -3912,12 +4243,6 @@
         <w:gridCol w:w="9350"/>
       </w:tblGrid>
       <w:tr>
-        <w:tblPrEx>
-          <w:tblCellMar>
-            <w:top w:w="0" w:type="dxa"/>
-            <w:bottom w:w="0" w:type="dxa"/>
-          </w:tblCellMar>
-        </w:tblPrEx>
         <w:tc>
           <w:tcPr>
             <w:tcW w:w="9350" w:type="dxa"/>
@@ -3937,7 +4262,13 @@
               <w:rPr>
                 <w:rFonts w:ascii="Calibri" w:eastAsia="Calibri" w:hAnsi="Calibri" w:cs="Calibri"/>
               </w:rPr>
-              <w:t>Eres mi tutor técnico para un proyecto real de formación en el SENA (programa ADSO).</w:t>
+              <w:t>Eres mi tutor técnico para un proyecto real de formación en el</w:t>
+            </w:r>
+            <w:r>
+              <w:rPr>
+                <w:rFonts w:ascii="Calibri" w:eastAsia="Calibri" w:hAnsi="Calibri" w:cs="Calibri"/>
+              </w:rPr>
+              <w:t xml:space="preserve"> SENA (programa ADSO).</w:t>
             </w:r>
           </w:p>
           <w:p>
@@ -4092,7 +4423,13 @@
               <w:rPr>
                 <w:rFonts w:ascii="Calibri" w:eastAsia="Calibri" w:hAnsi="Calibri" w:cs="Calibri"/>
               </w:rPr>
-              <w:t>1. PLAN_DE_PRUEBAS_Y_CONTROL_DE_CALIDAD.docx — mi documento base: matriz de</w:t>
+              <w:t>1. PLAN_DE_PRUEBAS_Y_CONTROL_DE_CALIDAD.docx — mi docu</w:t>
+            </w:r>
+            <w:r>
+              <w:rPr>
+                <w:rFonts w:ascii="Calibri" w:eastAsia="Calibri" w:hAnsi="Calibri" w:cs="Calibri"/>
+              </w:rPr>
+              <w:t>mento base: matriz de</w:t>
             </w:r>
           </w:p>
           <w:p>
@@ -4136,7 +4473,13 @@
               <w:rPr>
                 <w:rFonts w:ascii="Calibri" w:eastAsia="Calibri" w:hAnsi="Calibri" w:cs="Calibri"/>
               </w:rPr>
-              <w:t>3. PROYECTO_DE_DESARROLLO_DE_SOFTWARE...docx — los RF-01 a RF-11 que mis</w:t>
+              <w:t>3. PROYECTO_DE_DESARROLLO_DE_SOFTWARE...docx — los RF-01 a RF-1</w:t>
+            </w:r>
+            <w:r>
+              <w:rPr>
+                <w:rFonts w:ascii="Calibri" w:eastAsia="Calibri" w:hAnsi="Calibri" w:cs="Calibri"/>
+              </w:rPr>
+              <w:t>1 que mis</w:t>
             </w:r>
           </w:p>
           <w:p>
@@ -4227,7 +4570,13 @@
               <w:rPr>
                 <w:rFonts w:ascii="Calibri" w:eastAsia="Calibri" w:hAnsi="Calibri" w:cs="Calibri"/>
               </w:rPr>
-              <w:t>TAREAS QUE ME TOCAN: banco de preguntas en inglés, matriz de casos de prueba,</w:t>
+              <w:t>TARE</w:t>
+            </w:r>
+            <w:r>
+              <w:rPr>
+                <w:rFonts w:ascii="Calibri" w:eastAsia="Calibri" w:hAnsi="Calibri" w:cs="Calibri"/>
+              </w:rPr>
+              <w:t>AS QUE ME TOCAN: banco de preguntas en inglés, matriz de casos de prueba,</w:t>
             </w:r>
           </w:p>
           <w:p>
@@ -4282,7 +4631,13 @@
               <w:rPr>
                 <w:rFonts w:ascii="Calibri" w:eastAsia="Calibri" w:hAnsi="Calibri" w:cs="Calibri"/>
               </w:rPr>
-              <w:t xml:space="preserve">   Proyecto (RF-01 a RF-11) — no inventes casos sueltos sin referencia.</w:t>
+              <w:t xml:space="preserve">   Proyecto (RF-01 a </w:t>
+            </w:r>
+            <w:r>
+              <w:rPr>
+                <w:rFonts w:ascii="Calibri" w:eastAsia="Calibri" w:hAnsi="Calibri" w:cs="Calibri"/>
+              </w:rPr>
+              <w:t>RF-11) — no inventes casos sueltos sin referencia.</w:t>
             </w:r>
           </w:p>
           <w:p>
@@ -4315,7 +4670,13 @@
               <w:rPr>
                 <w:rFonts w:ascii="Calibri" w:eastAsia="Calibri" w:hAnsi="Calibri" w:cs="Calibri"/>
               </w:rPr>
-              <w:t>3. No me entregues toda la matriz de una sola vez. Sigue el Backlog de mi</w:t>
+              <w:t xml:space="preserve">3. No me entregues toda la matriz de una sola vez. Sigue el </w:t>
+            </w:r>
+            <w:r>
+              <w:rPr>
+                <w:rFonts w:ascii="Calibri" w:eastAsia="Calibri" w:hAnsi="Calibri" w:cs="Calibri"/>
+              </w:rPr>
+              <w:t>Backlog de mi</w:t>
             </w:r>
           </w:p>
           <w:p>
@@ -4414,7 +4775,13 @@
               <w:rPr>
                 <w:rFonts w:ascii="Calibri" w:eastAsia="Calibri" w:hAnsi="Calibri" w:cs="Calibri"/>
               </w:rPr>
-              <w:t>VAMOS EN LA TAREA: 1 del Backlog de mi equipo (adjunto).</w:t>
+              <w:t>VAMOS EN LA TA</w:t>
+            </w:r>
+            <w:r>
+              <w:rPr>
+                <w:rFonts w:ascii="Calibri" w:eastAsia="Calibri" w:hAnsi="Calibri" w:cs="Calibri"/>
+              </w:rPr>
+              <w:t>REA: 1 del Backlog de mi equipo (adjunto).</w:t>
             </w:r>
           </w:p>
           <w:p>
@@ -4448,7 +4815,13 @@
               <w:rPr>
                 <w:rFonts w:ascii="Calibri" w:eastAsia="Calibri" w:hAnsi="Calibri" w:cs="Calibri"/>
               </w:rPr>
-              <w:t>En las próximas sesiones cambiaré este número por la tarea en la que vayamos.</w:t>
+              <w:t>En las próximas sesione</w:t>
+            </w:r>
+            <w:r>
+              <w:rPr>
+                <w:rFonts w:ascii="Calibri" w:eastAsia="Calibri" w:hAnsi="Calibri" w:cs="Calibri"/>
+              </w:rPr>
+              <w:t>s cambiaré este número por la tarea en la que vayamos.</w:t>
             </w:r>
           </w:p>
           <w:p>
@@ -4499,7 +4872,7 @@
 </file>
 
 <file path=word/numbering.xml><?xml version="1.0" encoding="utf-8"?>
-<w:numbering xmlns:wpc="http://schemas.microsoft.com/office/word/2010/wordprocessingCanvas" xmlns:cx="http://schemas.microsoft.com/office/drawing/2014/chartex" xmlns:cx1="http://schemas.microsoft.com/office/drawing/2015/9/8/chartex" xmlns:cx2="http://schemas.microsoft.com/office/drawing/2015/10/21/chartex" xmlns:cx3="http://schemas.microsoft.com/office/drawing/2016/5/9/chartex" xmlns:cx4="http://schemas.microsoft.com/office/drawing/2016/5/10/chartex" xmlns:cx5="http://schemas.microsoft.com/office/drawing/2016/5/11/chartex" xmlns:cx6="http://schemas.microsoft.com/office/drawing/2016/5/12/chartex" xmlns:cx7="http://schemas.microsoft.com/office/drawing/2016/5/13/chartex" xmlns:cx8="http://schemas.microsoft.com/office/drawing/2016/5/14/chartex" xmlns:mc="http://schemas.openxmlformats.org/markup-compatibility/2006" xmlns:m="http://schemas.openxmlformats.org/officeDocument/2006/math" xmlns:aink="http://schemas.microsoft.com/office/drawing/2016/ink" xmlns:am3d="http://schemas.microsoft.com/office/drawing/2017/model3d" xmlns:oel="http://schemas.microsoft.com/office/2019/extlst" xmlns:r="http://schemas.openxmlformats.org/officeDocument/2006/relationships" xmlns:wp14="http://schemas.microsoft.com/office/word/2010/wordprocessingDrawing" xmlns:wp="http://schemas.openxmlformats.org/drawingml/2006/wordprocessingDrawing" xmlns:wpg="http://schemas.microsoft.com/office/word/2010/wordprocessingGroup" xmlns:wpi="http://schemas.microsoft.com/office/word/2010/wordprocessingInk" xmlns:wps="http://schemas.microsoft.com/office/word/2010/wordprocessingShape" xmlns:o="urn:schemas-microsoft-com:office:office" xmlns:v="urn:schemas-microsoft-com:vml" xmlns:w10="urn:schemas-microsoft-com:office:word" xmlns:w="http://schemas.openxmlformats.org/wordprocessingml/2006/main" xmlns:w14="http://schemas.microsoft.com/office/word/2010/wordml" xmlns:w15="http://schemas.microsoft.com/office/word/2012/wordml" xmlns:w16cex="http://schemas.microsoft.com/office/word/2018/wordml/cex" xmlns:w16cid="http://schemas.microsoft.com/office/word/2016/wordml/cid" xmlns:w16="http://schemas.microsoft.com/office/word/2018/wordml" xmlns:w16sdtdh="http://schemas.microsoft.com/office/word/2020/wordml/sdtdatahash" xmlns:w16sdtfl="http://schemas.microsoft.com/office/word/2024/wordml/sdtformatlock" xmlns:w16se="http://schemas.microsoft.com/office/word/2015/wordml/symex" xmlns:w16du="http://schemas.microsoft.com/office/word/2023/wordml/word16du" xmlns:wne="http://schemas.microsoft.com/office/word/2006/wordml" mc:Ignorable="w14 w15 w16se w16cid w16 w16cex w16sdtdh w16sdtfl w16du wp14">
+<w:numbering xmlns:wpc="http://schemas.microsoft.com/office/word/2010/wordprocessingCanvas" xmlns:cx="http://schemas.microsoft.com/office/drawing/2014/chartex" xmlns:cx1="http://schemas.microsoft.com/office/drawing/2015/9/8/chartex" xmlns:cx2="http://schemas.microsoft.com/office/drawing/2015/10/21/chartex" xmlns:cx3="http://schemas.microsoft.com/office/drawing/2016/5/9/chartex" xmlns:cx4="http://schemas.microsoft.com/office/drawing/2016/5/10/chartex" xmlns:cx5="http://schemas.microsoft.com/office/drawing/2016/5/11/chartex" xmlns:cx6="http://schemas.microsoft.com/office/drawing/2016/5/12/chartex" xmlns:cx7="http://schemas.microsoft.com/office/drawing/2016/5/13/chartex" xmlns:cx8="http://schemas.microsoft.com/office/drawing/2016/5/14/chartex" xmlns:mc="http://schemas.openxmlformats.org/markup-compatibility/2006" xmlns:aink="http://schemas.microsoft.com/office/drawing/2016/ink" xmlns:am3d="http://schemas.microsoft.com/office/drawing/2017/model3d" xmlns:o="urn:schemas-microsoft-com:office:office" xmlns:r="http://schemas.openxmlformats.org/officeDocument/2006/relationships" xmlns:m="http://schemas.openxmlformats.org/officeDocument/2006/math" xmlns:v="urn:schemas-microsoft-com:vml" xmlns:wp14="http://schemas.microsoft.com/office/word/2010/wordprocessingDrawing" xmlns:wp="http://schemas.openxmlformats.org/drawingml/2006/wordprocessingDrawing" xmlns:w10="urn:schemas-microsoft-com:office:word" xmlns:w="http://schemas.openxmlformats.org/wordprocessingml/2006/main" xmlns:w14="http://schemas.microsoft.com/office/word/2010/wordml" xmlns:w15="http://schemas.microsoft.com/office/word/2012/wordml" xmlns:w16cex="http://schemas.microsoft.com/office/word/2018/wordml/cex" xmlns:w16cid="http://schemas.microsoft.com/office/word/2016/wordml/cid" xmlns:w16="http://schemas.microsoft.com/office/word/2018/wordml" xmlns:w16sdtdh="http://schemas.microsoft.com/office/word/2020/wordml/sdtdatahash" xmlns:w16se="http://schemas.microsoft.com/office/word/2015/wordml/symex" xmlns:wpg="http://schemas.microsoft.com/office/word/2010/wordprocessingGroup" xmlns:wpi="http://schemas.microsoft.com/office/word/2010/wordprocessingInk" xmlns:wne="http://schemas.microsoft.com/office/word/2006/wordml" xmlns:wps="http://schemas.microsoft.com/office/word/2010/wordprocessingShape" mc:Ignorable="w14 w15 w16se w16cid w16 w16cex w16sdtdh wp14">
   <w:abstractNum w:abstractNumId="0" w15:restartNumberingAfterBreak="0">
     <w:nsid w:val="01124D5C"/>
     <w:multiLevelType w:val="hybridMultilevel"/>
@@ -4637,13 +5010,13 @@
       </w:pPr>
     </w:lvl>
   </w:abstractNum>
-  <w:num w:numId="1" w16cid:durableId="1303848422">
+  <w:num w:numId="1">
     <w:abstractNumId w:val="1"/>
     <w:lvlOverride w:ilvl="0">
       <w:startOverride w:val="1"/>
     </w:lvlOverride>
   </w:num>
-  <w:num w:numId="2" w16cid:durableId="32461160">
+  <w:num w:numId="2">
     <w:abstractNumId w:val="0"/>
     <w:lvlOverride w:ilvl="0">
       <w:startOverride w:val="1"/>
@@ -4653,7 +5026,7 @@
 </file>
 
 <file path=word/styles.xml><?xml version="1.0" encoding="utf-8"?>
-<w:styles xmlns:mc="http://schemas.openxmlformats.org/markup-compatibility/2006" xmlns:r="http://schemas.openxmlformats.org/officeDocument/2006/relationships" xmlns:w="http://schemas.openxmlformats.org/wordprocessingml/2006/main" xmlns:w14="http://schemas.microsoft.com/office/word/2010/wordml" xmlns:w15="http://schemas.microsoft.com/office/word/2012/wordml" xmlns:w16cex="http://schemas.microsoft.com/office/word/2018/wordml/cex" xmlns:w16cid="http://schemas.microsoft.com/office/word/2016/wordml/cid" xmlns:w16="http://schemas.microsoft.com/office/word/2018/wordml" xmlns:w16sdtdh="http://schemas.microsoft.com/office/word/2020/wordml/sdtdatahash" xmlns:w16sdtfl="http://schemas.microsoft.com/office/word/2024/wordml/sdtformatlock" xmlns:w16se="http://schemas.microsoft.com/office/word/2015/wordml/symex" xmlns:w16du="http://schemas.microsoft.com/office/word/2023/wordml/word16du" mc:Ignorable="w14 w15 w16se w16cid w16 w16cex w16sdtdh w16sdtfl w16du">
+<w:styles xmlns:mc="http://schemas.openxmlformats.org/markup-compatibility/2006" xmlns:r="http://schemas.openxmlformats.org/officeDocument/2006/relationships" xmlns:w="http://schemas.openxmlformats.org/wordprocessingml/2006/main" xmlns:w14="http://schemas.microsoft.com/office/word/2010/wordml" xmlns:w15="http://schemas.microsoft.com/office/word/2012/wordml" xmlns:w16cex="http://schemas.microsoft.com/office/word/2018/wordml/cex" xmlns:w16cid="http://schemas.microsoft.com/office/word/2016/wordml/cid" xmlns:w16="http://schemas.microsoft.com/office/word/2018/wordml" xmlns:w16sdtdh="http://schemas.microsoft.com/office/word/2020/wordml/sdtdatahash" xmlns:w16se="http://schemas.microsoft.com/office/word/2015/wordml/symex" mc:Ignorable="w14 w15 w16se w16cid w16 w16cex w16sdtdh">
   <w:docDefaults>
     <w:rPrDefault>
       <w:rPr>
